--- a/docs/casos-de-uso-v2/CU-02 Registrar Nuevo Caso (Queja, Reclamo, Denuncia o Sugerencia).docx
+++ b/docs/casos-de-uso-v2/CU-02 Registrar Nuevo Caso (Queja, Reclamo, Denuncia o Sugerencia).docx
@@ -1676,7 +1676,7 @@
                 <w:sz w:val="20"/>
                 <w:szCs w:val="20"/>
               </w:rPr>
-              <w:t xml:space="preserve">Sí</w:t>
+              <w:t xml:space="preserve">No</w:t>
             </w:r>
           </w:p>
         </w:tc>
@@ -1757,7 +1757,7 @@
           <w:sz w:val="22"/>
           <w:szCs w:val="22"/>
         </w:rPr>
-        <w:t xml:space="preserve">El sistema valida los campos obligatorios, el formato del número de factura y del nombre del empleado, y el formato y tamaño de los archivos (FA02, FA03, FA05). Si algún archivo es inválido no se crea el caso.</w:t>
+        <w:t xml:space="preserve">El sistema valida los campos obligatorios, el formato del número de factura y del nombre del empleado, y el formato y tamaño de los archivos adjuntos, si los hay (FA02, FA03, FA05). Si algún archivo es inválido no se crea el caso.</w:t>
       </w:r>
     </w:p>
     <w:p>

--- a/docs/casos-de-uso-v2/CU-02 Registrar Nuevo Caso (Queja, Reclamo, Denuncia o Sugerencia).docx
+++ b/docs/casos-de-uso-v2/CU-02 Registrar Nuevo Caso (Queja, Reclamo, Denuncia o Sugerencia).docx
@@ -60,7 +60,7 @@
           <w:sz w:val="22"/>
           <w:szCs w:val="22"/>
         </w:rPr>
-        <w:t xml:space="preserve">Versión 2.0</w:t>
+        <w:t xml:space="preserve">Versión 2.1</w:t>
       </w:r>
     </w:p>
     <w:p>
@@ -74,7 +74,7 @@
           <w:sz w:val="22"/>
           <w:szCs w:val="22"/>
         </w:rPr>
-        <w:t xml:space="preserve">Elaborado por Heydi Herrera, Daniel Lima   05/10/2026</w:t>
+        <w:t xml:space="preserve">Elaborado por Heydi Herrera, Daniel Lima   10/10/2026</w:t>
       </w:r>
     </w:p>
     <w:p>
@@ -473,6 +473,124 @@
           </w:p>
         </w:tc>
       </w:tr>
+      <w:tr>
+        <w:tc>
+          <w:tcPr>
+            <w:tcW w:type="dxa" w:w="2300"/>
+            <w:tcBorders>
+              <w:top w:val="single" w:color="999999" w:sz="4"/>
+              <w:left w:val="single" w:color="999999" w:sz="4"/>
+              <w:bottom w:val="single" w:color="999999" w:sz="4"/>
+              <w:right w:val="single" w:color="999999" w:sz="4"/>
+            </w:tcBorders>
+            <w:tcMar>
+              <w:top w:type="dxa" w:w="60"/>
+              <w:left w:type="dxa" w:w="100"/>
+              <w:bottom w:type="dxa" w:w="60"/>
+              <w:right w:type="dxa" w:w="100"/>
+            </w:tcMar>
+          </w:tcPr>
+          <w:p>
+            <w:r>
+              <w:rPr>
+                <w:rFonts w:ascii="Calibri" w:cs="Calibri" w:eastAsia="Calibri" w:hAnsi="Calibri"/>
+                <w:b w:val="false"/>
+                <w:bCs w:val="false"/>
+                <w:sz w:val="20"/>
+                <w:szCs w:val="20"/>
+              </w:rPr>
+              <w:t xml:space="preserve">Heydi Herrera, Daniel Lima</w:t>
+            </w:r>
+          </w:p>
+        </w:tc>
+        <w:tc>
+          <w:tcPr>
+            <w:tcW w:type="dxa" w:w="1400"/>
+            <w:tcBorders>
+              <w:top w:val="single" w:color="999999" w:sz="4"/>
+              <w:left w:val="single" w:color="999999" w:sz="4"/>
+              <w:bottom w:val="single" w:color="999999" w:sz="4"/>
+              <w:right w:val="single" w:color="999999" w:sz="4"/>
+            </w:tcBorders>
+            <w:tcMar>
+              <w:top w:type="dxa" w:w="60"/>
+              <w:left w:type="dxa" w:w="100"/>
+              <w:bottom w:type="dxa" w:w="60"/>
+              <w:right w:type="dxa" w:w="100"/>
+            </w:tcMar>
+          </w:tcPr>
+          <w:p>
+            <w:r>
+              <w:rPr>
+                <w:rFonts w:ascii="Calibri" w:cs="Calibri" w:eastAsia="Calibri" w:hAnsi="Calibri"/>
+                <w:b w:val="false"/>
+                <w:bCs w:val="false"/>
+                <w:sz w:val="20"/>
+                <w:szCs w:val="20"/>
+              </w:rPr>
+              <w:t xml:space="preserve">10/10/2026</w:t>
+            </w:r>
+          </w:p>
+        </w:tc>
+        <w:tc>
+          <w:tcPr>
+            <w:tcW w:type="dxa" w:w="4760"/>
+            <w:tcBorders>
+              <w:top w:val="single" w:color="999999" w:sz="4"/>
+              <w:left w:val="single" w:color="999999" w:sz="4"/>
+              <w:bottom w:val="single" w:color="999999" w:sz="4"/>
+              <w:right w:val="single" w:color="999999" w:sz="4"/>
+            </w:tcBorders>
+            <w:tcMar>
+              <w:top w:type="dxa" w:w="60"/>
+              <w:left w:type="dxa" w:w="100"/>
+              <w:bottom w:type="dxa" w:w="60"/>
+              <w:right w:type="dxa" w:w="100"/>
+            </w:tcMar>
+          </w:tcPr>
+          <w:p>
+            <w:r>
+              <w:rPr>
+                <w:rFonts w:ascii="Calibri" w:cs="Calibri" w:eastAsia="Calibri" w:hAnsi="Calibri"/>
+                <w:b w:val="false"/>
+                <w:bCs w:val="false"/>
+                <w:sz w:val="20"/>
+                <w:szCs w:val="20"/>
+              </w:rPr>
+              <w:t xml:space="preserve">Redacción más fluida de los flujos, con los nombres reales de botones, apartados y mensajes de la interfaz; se agregan los flujos de reasignación y aprobación de respuestas</w:t>
+            </w:r>
+          </w:p>
+        </w:tc>
+        <w:tc>
+          <w:tcPr>
+            <w:tcW w:type="dxa" w:w="900"/>
+            <w:tcBorders>
+              <w:top w:val="single" w:color="999999" w:sz="4"/>
+              <w:left w:val="single" w:color="999999" w:sz="4"/>
+              <w:bottom w:val="single" w:color="999999" w:sz="4"/>
+              <w:right w:val="single" w:color="999999" w:sz="4"/>
+            </w:tcBorders>
+            <w:tcMar>
+              <w:top w:type="dxa" w:w="60"/>
+              <w:left w:type="dxa" w:w="100"/>
+              <w:bottom w:type="dxa" w:w="60"/>
+              <w:right w:type="dxa" w:w="100"/>
+            </w:tcMar>
+          </w:tcPr>
+          <w:p>
+            <w:r>
+              <w:rPr>
+                <w:rFonts w:ascii="Calibri" w:cs="Calibri" w:eastAsia="Calibri" w:hAnsi="Calibri"/>
+                <w:b w:val="false"/>
+                <w:bCs w:val="false"/>
+                <w:sz w:val="20"/>
+                <w:szCs w:val="20"/>
+              </w:rPr>
+              <w:t xml:space="preserve">2.1</w:t>
+            </w:r>
+          </w:p>
+        </w:tc>
+      </w:tr>
     </w:tbl>
     <w:p>
       <w:pPr>
@@ -514,7 +632,7 @@
           <w:sz w:val="22"/>
           <w:szCs w:val="22"/>
         </w:rPr>
-        <w:t xml:space="preserve">El presente caso de uso permite al usuario registrar formalmente una situación ocurrida en una sucursal del restaurante, clasificándola como queja, reclamo, denuncia o sugerencia.</w:t>
+        <w:t xml:space="preserve">Este caso de uso describe cómo un cliente registra formalmente una situación ocurrida en una sucursal del restaurante, clasificándola como queja, reclamo, denuncia o sugerencia, y adjuntando evidencias si las tiene.</w:t>
       </w:r>
     </w:p>
     <w:p>
@@ -544,7 +662,7 @@
           <w:sz w:val="22"/>
           <w:szCs w:val="22"/>
         </w:rPr>
-        <w:t xml:space="preserve">Registrar un nuevo caso con la información necesaria para que el personal administrativo pueda analizarlo, gestionarlo y emitir una resolución.</w:t>
+        <w:t xml:space="preserve">Registrar un nuevo caso con la información necesaria para que el personal administrativo pueda analizarlo, gestionarlo y emitir una resolución, entregando al cliente un código para darle seguimiento.</w:t>
       </w:r>
     </w:p>
     <w:p>
@@ -649,7 +767,7 @@
           <w:sz w:val="22"/>
           <w:szCs w:val="22"/>
         </w:rPr>
-        <w:t xml:space="preserve">El usuario debe poseer una cuenta y tener una sesión activa.</w:t>
+        <w:t xml:space="preserve">El cliente tiene la sesión iniciada (CU-00).</w:t>
       </w:r>
     </w:p>
     <w:p>
@@ -685,7 +803,7 @@
           <w:sz w:val="22"/>
           <w:szCs w:val="22"/>
         </w:rPr>
-        <w:t xml:space="preserve">Deben existir sucursales y tipos de casos disponibles para seleccionar.</w:t>
+        <w:t xml:space="preserve">Existen sucursales, tipos de caso y categorías disponibles para seleccionar.</w:t>
       </w:r>
     </w:p>
     <w:p>
@@ -720,7 +838,7 @@
           <w:sz w:val="22"/>
           <w:szCs w:val="22"/>
         </w:rPr>
-        <w:t xml:space="preserve">El usuario ingresa al módulo de casos y selecciona “Nuevo caso”.</w:t>
+        <w:t xml:space="preserve">En el menú lateral izquierdo, el usuario selecciona “Nuevo caso”.</w:t>
       </w:r>
     </w:p>
     <w:p>
@@ -738,7 +856,7 @@
           <w:sz w:val="22"/>
           <w:szCs w:val="22"/>
         </w:rPr>
-        <w:t xml:space="preserve">El sistema solicita los siguientes campos (FA01):</w:t>
+        <w:t xml:space="preserve">El sistema muestra la pantalla “Nuevo caso” con el formulario para registrar una queja, reclamo, denuncia o sugerencia, que solicita los siguientes campos (FA01):</w:t>
       </w:r>
     </w:p>
     <w:tbl>
@@ -939,7 +1057,7 @@
                 <w:sz w:val="20"/>
                 <w:szCs w:val="20"/>
               </w:rPr>
-              <w:t xml:space="preserve">catálogo</w:t>
+              <w:t xml:space="preserve">catálogo (lista desplegable)</w:t>
             </w:r>
           </w:p>
         </w:tc>
@@ -1057,7 +1175,7 @@
                 <w:sz w:val="20"/>
                 <w:szCs w:val="20"/>
               </w:rPr>
-              <w:t xml:space="preserve">catálogo</w:t>
+              <w:t xml:space="preserve">catálogo (lista desplegable)</w:t>
             </w:r>
           </w:p>
         </w:tc>
@@ -1175,7 +1293,7 @@
                 <w:sz w:val="20"/>
                 <w:szCs w:val="20"/>
               </w:rPr>
-              <w:t xml:space="preserve">catálogo</w:t>
+              <w:t xml:space="preserve">catálogo (lista desplegable)</w:t>
             </w:r>
           </w:p>
         </w:tc>
@@ -1264,7 +1382,7 @@
                 <w:sz w:val="20"/>
                 <w:szCs w:val="20"/>
               </w:rPr>
-              <w:t xml:space="preserve">descripción del caso</w:t>
+              <w:t xml:space="preserve">número de factura (opcional)</w:t>
             </w:r>
           </w:p>
         </w:tc>
@@ -1293,7 +1411,7 @@
                 <w:sz w:val="20"/>
                 <w:szCs w:val="20"/>
               </w:rPr>
-              <w:t xml:space="preserve">texto alfanumérico</w:t>
+              <w:t xml:space="preserve">alfanumérico (solo letras y números, sin símbolos)</w:t>
             </w:r>
           </w:p>
         </w:tc>
@@ -1322,7 +1440,7 @@
                 <w:sz w:val="20"/>
                 <w:szCs w:val="20"/>
               </w:rPr>
-              <w:t xml:space="preserve">Sí</w:t>
+              <w:t xml:space="preserve">No</w:t>
             </w:r>
           </w:p>
         </w:tc>
@@ -1351,7 +1469,7 @@
                 <w:sz w:val="20"/>
                 <w:szCs w:val="20"/>
               </w:rPr>
-              <w:t xml:space="preserve">mínimo 10 y máximo 1000 caracteres</w:t>
+              <w:t xml:space="preserve">20 caracteres</w:t>
             </w:r>
           </w:p>
         </w:tc>
@@ -1382,7 +1500,7 @@
                 <w:sz w:val="20"/>
                 <w:szCs w:val="20"/>
               </w:rPr>
-              <w:t xml:space="preserve">número de factura</w:t>
+              <w:t xml:space="preserve">nombre del empleado involucrado (opcional)</w:t>
             </w:r>
           </w:p>
         </w:tc>
@@ -1411,7 +1529,7 @@
                 <w:sz w:val="20"/>
                 <w:szCs w:val="20"/>
               </w:rPr>
-              <w:t xml:space="preserve">alfanumérico (solo letras y números, sin símbolos)</w:t>
+              <w:t xml:space="preserve">texto alfabético</w:t>
             </w:r>
           </w:p>
         </w:tc>
@@ -1469,7 +1587,7 @@
                 <w:sz w:val="20"/>
                 <w:szCs w:val="20"/>
               </w:rPr>
-              <w:t xml:space="preserve">20 caracteres</w:t>
+              <w:t xml:space="preserve">100 caracteres</w:t>
             </w:r>
           </w:p>
         </w:tc>
@@ -1500,7 +1618,7 @@
                 <w:sz w:val="20"/>
                 <w:szCs w:val="20"/>
               </w:rPr>
-              <w:t xml:space="preserve">nombre del empleado involucrado</w:t>
+              <w:t xml:space="preserve">descripción del caso</w:t>
             </w:r>
           </w:p>
         </w:tc>
@@ -1529,7 +1647,7 @@
                 <w:sz w:val="20"/>
                 <w:szCs w:val="20"/>
               </w:rPr>
-              <w:t xml:space="preserve">texto alfabético</w:t>
+              <w:t xml:space="preserve">texto alfanumérico</w:t>
             </w:r>
           </w:p>
         </w:tc>
@@ -1558,7 +1676,7 @@
                 <w:sz w:val="20"/>
                 <w:szCs w:val="20"/>
               </w:rPr>
-              <w:t xml:space="preserve">No</w:t>
+              <w:t xml:space="preserve">Sí</w:t>
             </w:r>
           </w:p>
         </w:tc>
@@ -1587,7 +1705,7 @@
                 <w:sz w:val="20"/>
                 <w:szCs w:val="20"/>
               </w:rPr>
-              <w:t xml:space="preserve">100 caracteres</w:t>
+              <w:t xml:space="preserve">mínimo 10 y máximo 1000 caracteres</w:t>
             </w:r>
           </w:p>
         </w:tc>
@@ -1618,7 +1736,7 @@
                 <w:sz w:val="20"/>
                 <w:szCs w:val="20"/>
               </w:rPr>
-              <w:t xml:space="preserve">adjuntar evidencias</w:t>
+              <w:t xml:space="preserve">adjuntar evidencias (opcional)</w:t>
             </w:r>
           </w:p>
         </w:tc>
@@ -1739,7 +1857,7 @@
           <w:sz w:val="22"/>
           <w:szCs w:val="22"/>
         </w:rPr>
-        <w:t xml:space="preserve">El usuario completa los campos y presiona el botón “Registrar caso”.</w:t>
+        <w:t xml:space="preserve">Si el usuario elige el tipo “Denuncia”, aparece además la casilla “Registrar como denuncia anónima (se ocultarán mis datos personales)”, que puede marcar si desea que sus datos no sean visibles para el personal (FA04).</w:t>
       </w:r>
     </w:p>
     <w:p>
@@ -1757,7 +1875,7 @@
           <w:sz w:val="22"/>
           <w:szCs w:val="22"/>
         </w:rPr>
-        <w:t xml:space="preserve">El sistema valida los campos obligatorios, el formato del número de factura y del nombre del empleado, y el formato y tamaño de los archivos adjuntos, si los hay (FA02, FA03, FA05). Si algún archivo es inválido no se crea el caso.</w:t>
+        <w:t xml:space="preserve">El usuario completa el formulario y presiona el botón “Registrar caso”.</w:t>
       </w:r>
     </w:p>
     <w:p>
@@ -1775,7 +1893,7 @@
           <w:sz w:val="22"/>
           <w:szCs w:val="22"/>
         </w:rPr>
-        <w:t xml:space="preserve">El sistema genera un código o identificador único para el caso.</w:t>
+        <w:t xml:space="preserve">El sistema valida los campos obligatorios, el formato del número de factura y del nombre del empleado y, si se adjuntaron archivos, su formato y tamaño (FA01, FA02, FA03, FA05). Si algún dato o archivo es inválido, el caso no se crea.</w:t>
       </w:r>
     </w:p>
     <w:p>
@@ -1793,7 +1911,7 @@
           <w:sz w:val="22"/>
           <w:szCs w:val="22"/>
         </w:rPr>
-        <w:t xml:space="preserve">El sistema almacena el caso en la base de datos con estado inicial “Nuevo”.</w:t>
+        <w:t xml:space="preserve">El sistema genera el código único del caso y lo guarda en la base de datos con el estado inicial “Nuevo”.</w:t>
       </w:r>
     </w:p>
     <w:p>
@@ -1811,7 +1929,7 @@
           <w:sz w:val="22"/>
           <w:szCs w:val="22"/>
         </w:rPr>
-        <w:t xml:space="preserve">El sistema envía una notificación por correo al usuario con el número de seguimiento (CU-10).</w:t>
+        <w:t xml:space="preserve">El sistema envía al usuario un correo con su número de seguimiento y notifica al personal administrativo: a los Administradores Generales y a los Gerentes de la sucursal del caso (CU-10).</w:t>
       </w:r>
     </w:p>
     <w:p>
@@ -1829,7 +1947,7 @@
           <w:sz w:val="22"/>
           <w:szCs w:val="22"/>
         </w:rPr>
-        <w:t xml:space="preserve">El sistema notifica al personal administrativo (CU-10): a los Administradores Generales y a los Gerentes de la sucursal del caso.</w:t>
+        <w:t xml:space="preserve">El sistema muestra el mensaje de éxito “Caso registrado exitosamente. Código asignado: &lt;código del caso&gt;”.</w:t>
       </w:r>
     </w:p>
     <w:p>
@@ -1847,7 +1965,7 @@
           <w:sz w:val="22"/>
           <w:szCs w:val="22"/>
         </w:rPr>
-        <w:t xml:space="preserve">El sistema muestra el mensaje de éxito indicando el código asignado.</w:t>
+        <w:t xml:space="preserve">El sistema lleva al usuario a la pantalla “Mis casos” (CU-03), donde el nuevo caso aparece en la lista.</w:t>
       </w:r>
     </w:p>
     <w:p>
@@ -1865,24 +1983,6 @@
           <w:sz w:val="22"/>
           <w:szCs w:val="22"/>
         </w:rPr>
-        <w:t xml:space="preserve">El sistema redirige a la sección “Mis casos” (CU-03).</w:t>
-      </w:r>
-    </w:p>
-    <w:p>
-      <w:pPr>
-        <w:pStyle w:val="ListParagraph"/>
-        <w:numPr>
-          <w:ilvl w:val="0"/>
-          <w:numId w:val="3"/>
-        </w:numPr>
-        <w:spacing w:after="80"/>
-      </w:pPr>
-      <w:r>
-        <w:rPr>
-          <w:rFonts w:ascii="Calibri" w:cs="Calibri" w:eastAsia="Calibri" w:hAnsi="Calibri"/>
-          <w:sz w:val="22"/>
-          <w:szCs w:val="22"/>
-        </w:rPr>
         <w:t xml:space="preserve">Fin del flujo normal básico.</w:t>
       </w:r>
     </w:p>
@@ -1916,7 +2016,7 @@
           <w:sz w:val="22"/>
           <w:szCs w:val="22"/>
         </w:rPr>
-        <w:t xml:space="preserve">FA01 – Campos obligatorios:</w:t>
+        <w:t xml:space="preserve">FA01 – Campos obligatorios sin completar:</w:t>
       </w:r>
     </w:p>
     <w:p>
@@ -1934,7 +2034,7 @@
           <w:sz w:val="22"/>
           <w:szCs w:val="22"/>
         </w:rPr>
-        <w:t xml:space="preserve">El sistema muestra el mensaje: “Debe ingresar los campos obligatorios”.</w:t>
+        <w:t xml:space="preserve">El usuario presiona “Registrar caso” sin elegir el tipo, la sucursal o la categoría, o con una descripción menor de 10 caracteres.</w:t>
       </w:r>
     </w:p>
     <w:p>
@@ -1952,6 +2052,24 @@
           <w:sz w:val="22"/>
           <w:szCs w:val="22"/>
         </w:rPr>
+        <w:t xml:space="preserve">El sistema muestra el mensaje: “Debe ingresar los campos obligatorios”.</w:t>
+      </w:r>
+    </w:p>
+    <w:p>
+      <w:pPr>
+        <w:pStyle w:val="ListParagraph"/>
+        <w:numPr>
+          <w:ilvl w:val="0"/>
+          <w:numId w:val="4"/>
+        </w:numPr>
+        <w:spacing w:after="80"/>
+      </w:pPr>
+      <w:r>
+        <w:rPr>
+          <w:rFonts w:ascii="Calibri" w:cs="Calibri" w:eastAsia="Calibri" w:hAnsi="Calibri"/>
+          <w:sz w:val="22"/>
+          <w:szCs w:val="22"/>
+        </w:rPr>
         <w:t xml:space="preserve">El sistema retorna al paso 2 del Flujo Normal Básico.</w:t>
       </w:r>
     </w:p>
@@ -1968,7 +2086,7 @@
           <w:sz w:val="22"/>
           <w:szCs w:val="22"/>
         </w:rPr>
-        <w:t xml:space="preserve">FA02 – Formato de número de factura no válido:</w:t>
+        <w:t xml:space="preserve">FA02 – Número de factura con formato no válido:</w:t>
       </w:r>
     </w:p>
     <w:p>
@@ -1986,7 +2104,7 @@
           <w:sz w:val="22"/>
           <w:szCs w:val="22"/>
         </w:rPr>
-        <w:t xml:space="preserve">El sistema muestra el mensaje: “El formato de la factura es inválido”.</w:t>
+        <w:t xml:space="preserve">El usuario escribió símbolos o espacios en el número de factura.</w:t>
       </w:r>
     </w:p>
     <w:p>
@@ -2004,7 +2122,7 @@
           <w:sz w:val="22"/>
           <w:szCs w:val="22"/>
         </w:rPr>
-        <w:t xml:space="preserve">El usuario puede corregir el dato o dejar el campo vacío, al ser opcional.</w:t>
+        <w:t xml:space="preserve">El sistema muestra el mensaje: “El formato de la factura es inválido”.</w:t>
       </w:r>
     </w:p>
     <w:p>
@@ -2022,7 +2140,7 @@
           <w:sz w:val="22"/>
           <w:szCs w:val="22"/>
         </w:rPr>
-        <w:t xml:space="preserve">Retorna al paso 3 del Flujo Normal Básico.</w:t>
+        <w:t xml:space="preserve">El usuario corrige el dato o deja el campo vacío, porque es opcional, y retorna al paso 4 del Flujo Normal Básico.</w:t>
       </w:r>
     </w:p>
     <w:p>
@@ -2038,7 +2156,7 @@
           <w:sz w:val="22"/>
           <w:szCs w:val="22"/>
         </w:rPr>
-        <w:t xml:space="preserve">FA03 – Archivo no válido o superior a 2 MB:</w:t>
+        <w:t xml:space="preserve">FA03 – Archivo no válido o mayor de 2 MB:</w:t>
       </w:r>
     </w:p>
     <w:p>
@@ -2056,7 +2174,7 @@
           <w:sz w:val="22"/>
           <w:szCs w:val="22"/>
         </w:rPr>
-        <w:t xml:space="preserve">El sistema muestra el mensaje: “El archivo adjunto supera los 2 MB o no corresponde a un formato permitido (PDF/Imagen)”.</w:t>
+        <w:t xml:space="preserve">El usuario adjunta un archivo que no es JPG, PNG o PDF, o que supera los 2 MB.</w:t>
       </w:r>
     </w:p>
     <w:p>
@@ -2074,7 +2192,25 @@
           <w:sz w:val="22"/>
           <w:szCs w:val="22"/>
         </w:rPr>
-        <w:t xml:space="preserve">El usuario selecciona un archivo válido y retorna al paso 3 del Flujo Normal Básico.</w:t>
+        <w:t xml:space="preserve">El sistema muestra el mensaje: “El archivo adjunto supera los 2 MB o no corresponde a un formato permitido (PDF/Imagen)”.</w:t>
+      </w:r>
+    </w:p>
+    <w:p>
+      <w:pPr>
+        <w:pStyle w:val="ListParagraph"/>
+        <w:numPr>
+          <w:ilvl w:val="0"/>
+          <w:numId w:val="6"/>
+        </w:numPr>
+        <w:spacing w:after="80"/>
+      </w:pPr>
+      <w:r>
+        <w:rPr>
+          <w:rFonts w:ascii="Calibri" w:cs="Calibri" w:eastAsia="Calibri" w:hAnsi="Calibri"/>
+          <w:sz w:val="22"/>
+          <w:szCs w:val="22"/>
+        </w:rPr>
+        <w:t xml:space="preserve">El usuario selecciona un archivo válido y retorna al paso 4 del Flujo Normal Básico.</w:t>
       </w:r>
     </w:p>
     <w:p>
@@ -2090,7 +2226,7 @@
           <w:sz w:val="22"/>
           <w:szCs w:val="22"/>
         </w:rPr>
-        <w:t xml:space="preserve">FA04 – Registro de denuncia anónima:</w:t>
+        <w:t xml:space="preserve">FA04 – Denuncia anónima:</w:t>
       </w:r>
     </w:p>
     <w:p>
@@ -2108,7 +2244,7 @@
           <w:sz w:val="22"/>
           <w:szCs w:val="22"/>
         </w:rPr>
-        <w:t xml:space="preserve">Si el usuario selecciona el tipo Denuncia y marca la opción anónima, el sistema oculta sus datos personales en todos los paneles administrativos, incluido el del Administrador General. La opción solo está disponible para el tipo Denuncia.</w:t>
+        <w:t xml:space="preserve">El usuario elige el tipo “Denuncia” y marca “Registrar como denuncia anónima”.</w:t>
       </w:r>
     </w:p>
     <w:p>
@@ -2126,7 +2262,25 @@
           <w:sz w:val="22"/>
           <w:szCs w:val="22"/>
         </w:rPr>
-        <w:t xml:space="preserve">Continúa en el paso 3 del Flujo Normal Básico.</w:t>
+        <w:t xml:space="preserve">El sistema registra el caso ocultando los datos personales del cliente en todos los paneles administrativos, incluido el del Administrador General. La casilla solo está disponible para el tipo “Denuncia”.</w:t>
+      </w:r>
+    </w:p>
+    <w:p>
+      <w:pPr>
+        <w:pStyle w:val="ListParagraph"/>
+        <w:numPr>
+          <w:ilvl w:val="0"/>
+          <w:numId w:val="7"/>
+        </w:numPr>
+        <w:spacing w:after="80"/>
+      </w:pPr>
+      <w:r>
+        <w:rPr>
+          <w:rFonts w:ascii="Calibri" w:cs="Calibri" w:eastAsia="Calibri" w:hAnsi="Calibri"/>
+          <w:sz w:val="22"/>
+          <w:szCs w:val="22"/>
+        </w:rPr>
+        <w:t xml:space="preserve">El flujo continúa en el paso 4 del Flujo Normal Básico.</w:t>
       </w:r>
     </w:p>
     <w:p>
@@ -2142,7 +2296,7 @@
           <w:sz w:val="22"/>
           <w:szCs w:val="22"/>
         </w:rPr>
-        <w:t xml:space="preserve">FA05 – Formato del nombre del empleado no válido:</w:t>
+        <w:t xml:space="preserve">FA05 – Nombre del empleado con formato no válido:</w:t>
       </w:r>
     </w:p>
     <w:p>
@@ -2160,7 +2314,7 @@
           <w:sz w:val="22"/>
           <w:szCs w:val="22"/>
         </w:rPr>
-        <w:t xml:space="preserve">El sistema muestra el mensaje: “El nombre del empleado involucrado solo puede contener letras (máximo 100 caracteres)”.</w:t>
+        <w:t xml:space="preserve">El usuario escribió números o símbolos en el nombre del empleado involucrado.</w:t>
       </w:r>
     </w:p>
     <w:p>
@@ -2178,7 +2332,25 @@
           <w:sz w:val="22"/>
           <w:szCs w:val="22"/>
         </w:rPr>
-        <w:t xml:space="preserve">Retorna al paso 3 del Flujo Normal Básico.</w:t>
+        <w:t xml:space="preserve">El sistema muestra el mensaje: “El nombre del empleado involucrado solo puede contener letras (máximo 100 caracteres)”.</w:t>
+      </w:r>
+    </w:p>
+    <w:p>
+      <w:pPr>
+        <w:pStyle w:val="ListParagraph"/>
+        <w:numPr>
+          <w:ilvl w:val="0"/>
+          <w:numId w:val="8"/>
+        </w:numPr>
+        <w:spacing w:after="80"/>
+      </w:pPr>
+      <w:r>
+        <w:rPr>
+          <w:rFonts w:ascii="Calibri" w:cs="Calibri" w:eastAsia="Calibri" w:hAnsi="Calibri"/>
+          <w:sz w:val="22"/>
+          <w:szCs w:val="22"/>
+        </w:rPr>
+        <w:t xml:space="preserve">El usuario corrige el dato o deja el campo vacío, y retorna al paso 4 del Flujo Normal Básico.</w:t>
       </w:r>
     </w:p>
     <w:p>
@@ -2213,7 +2385,7 @@
           <w:sz w:val="22"/>
           <w:szCs w:val="22"/>
         </w:rPr>
-        <w:t xml:space="preserve">El nuevo caso queda registrado en la base de datos con un identificador único.</w:t>
+        <w:t xml:space="preserve">El caso queda registrado con un identificador único y en estado “Nuevo”.</w:t>
       </w:r>
     </w:p>
     <w:p>
@@ -2231,7 +2403,7 @@
           <w:sz w:val="22"/>
           <w:szCs w:val="22"/>
         </w:rPr>
-        <w:t xml:space="preserve">El estado inicial del caso es “Nuevo”.</w:t>
+        <w:t xml:space="preserve">El caso queda disponible para el cliente en “Mis casos” (CU-03) y para el personal administrativo en la bandeja de casos (CU-07).</w:t>
       </w:r>
     </w:p>
     <w:p>
@@ -2249,7 +2421,24 @@
           <w:sz w:val="22"/>
           <w:szCs w:val="22"/>
         </w:rPr>
-        <w:t xml:space="preserve">El caso queda disponible para consulta del usuario (CU-03) y seguimiento administrativo (CU-07).</w:t>
+        <w:t xml:space="preserve">Se generan las notificaciones y el registro de auditoría correspondientes (CU-10).</w:t>
+      </w:r>
+    </w:p>
+    <w:p>
+      <w:pPr>
+        <w:pStyle w:val="Heading1"/>
+        <w:spacing w:after="120" w:before="240"/>
+      </w:pPr>
+      <w:r>
+        <w:rPr>
+          <w:rFonts w:ascii="Calibri" w:cs="Calibri" w:eastAsia="Calibri" w:hAnsi="Calibri"/>
+          <w:b/>
+          <w:bCs/>
+          <w:color w:val="1F3864"/>
+          <w:sz w:val="28"/>
+          <w:szCs w:val="28"/>
+        </w:rPr>
+        <w:t xml:space="preserve">3. Requerimientos suplementarios o no funcionales</w:t>
       </w:r>
     </w:p>
     <w:p>
@@ -2267,24 +2456,7 @@
           <w:sz w:val="22"/>
           <w:szCs w:val="22"/>
         </w:rPr>
-        <w:t xml:space="preserve">Se generan las notificaciones correspondientes (CU-10) y el registro queda en la bitácora de auditoría (CU-10).</w:t>
-      </w:r>
-    </w:p>
-    <w:p>
-      <w:pPr>
-        <w:pStyle w:val="Heading1"/>
-        <w:spacing w:after="120" w:before="240"/>
-      </w:pPr>
-      <w:r>
-        <w:rPr>
-          <w:rFonts w:ascii="Calibri" w:cs="Calibri" w:eastAsia="Calibri" w:hAnsi="Calibri"/>
-          <w:b/>
-          <w:bCs/>
-          <w:color w:val="1F3864"/>
-          <w:sz w:val="28"/>
-          <w:szCs w:val="28"/>
-        </w:rPr>
-        <w:t xml:space="preserve">3. Requerimientos suplementarios o no funcionales</w:t>
+        <w:t xml:space="preserve">Los tipos de caso disponibles son: Queja, Reclamo, Denuncia y Sugerencia.</w:t>
       </w:r>
     </w:p>
     <w:p>
@@ -2302,7 +2474,7 @@
           <w:sz w:val="22"/>
           <w:szCs w:val="22"/>
         </w:rPr>
-        <w:t xml:space="preserve">Los tipos de caso deben incluir: Queja, Reclamo, Denuncia y Sugerencia.</w:t>
+        <w:t xml:space="preserve">Las categorías disponibles incluyen: Servicio al cliente, Comida, Instalaciones, Limpieza, Tiempo de espera, Facturación/Cobro y Otro.</w:t>
       </w:r>
     </w:p>
     <w:p>
@@ -2320,7 +2492,7 @@
           <w:sz w:val="22"/>
           <w:szCs w:val="22"/>
         </w:rPr>
-        <w:t xml:space="preserve">Las categorías deben incluir: Servicio al cliente, Comida, Instalaciones, Limpieza, Tiempo de espera, Facturación/Cobro y Otro.</w:t>
+        <w:t xml:space="preserve">Las evidencias son opcionales; cada archivo debe ser JPG, PNG o PDF de máximo 2 MB.</w:t>
       </w:r>
     </w:p>
     <w:p>
@@ -2338,7 +2510,7 @@
           <w:sz w:val="22"/>
           <w:szCs w:val="22"/>
         </w:rPr>
-        <w:t xml:space="preserve">Los archivos adjuntos no deben superar los 2 MB por archivo.</w:t>
+        <w:t xml:space="preserve">El registro del caso no debe tardar más de 5 segundos.</w:t>
       </w:r>
     </w:p>
     <w:p>
@@ -2356,25 +2528,7 @@
           <w:sz w:val="22"/>
           <w:szCs w:val="22"/>
         </w:rPr>
-        <w:t xml:space="preserve">El tiempo de respuesta del registro no debe superar 5 segundos.</w:t>
-      </w:r>
-    </w:p>
-    <w:p>
-      <w:pPr>
-        <w:pStyle w:val="ListParagraph"/>
-        <w:numPr>
-          <w:ilvl w:val="0"/>
-          <w:numId w:val="2"/>
-        </w:numPr>
-        <w:spacing w:after="60"/>
-      </w:pPr>
-      <w:r>
-        <w:rPr>
-          <w:rFonts w:ascii="Calibri" w:cs="Calibri" w:eastAsia="Calibri" w:hAnsi="Calibri"/>
-          <w:sz w:val="22"/>
-          <w:szCs w:val="22"/>
-        </w:rPr>
-        <w:t xml:space="preserve">Cada caso debe contar con un identificador único irrepetible.</w:t>
+        <w:t xml:space="preserve">Cada caso debe tener un identificador único e irrepetible.</w:t>
       </w:r>
     </w:p>
     <w:p>
